--- a/content-src/docx/R S 2025 10 18 Taylor Swift.docx
+++ b/content-src/docx/R S 2025 10 18 Taylor Swift.docx
@@ -43,8 +43,9 @@
       <w:r>
         <w:t>Taylor’s Version: The Poetic and Musical Genius of Taylor Swift</w:t>
       </w:r>
-    </w:p>
-    <w:p>
+      <w:r>
+        <w:br/>
+      </w:r>
       <w:pPr>
         <w:spacing w:before="240" w:after="240"/>
       </w:pPr>
@@ -54,8 +55,9 @@
       <w:r>
         <w:t>y Stephanie Burt</w:t>
       </w:r>
-    </w:p>
-    <w:p>
+      <w:r>
+        <w:br/>
+      </w:r>
       <w:pPr>
         <w:spacing w:before="240" w:after="240"/>
       </w:pPr>

--- a/content-src/docx/R S 2025 10 18 Taylor Swift.docx
+++ b/content-src/docx/R S 2025 10 18 Taylor Swift.docx
@@ -70,6 +70,11 @@
           <w:color w:val="121212"/>
         </w:rPr>
         <w:t>&lt;/details&gt;</w:t>
+      </w:r>
+    </w:p>
+    <w:p>
+      <w:r>
+        <w:t>&lt;category&gt;music&lt;/category&gt;</w:t>
       </w:r>
     </w:p>
     <w:p>
